--- a/teaching-materials/PushedOutput/AI_Prompt_Examples _Pushed_Output.docx
+++ b/teaching-materials/PushedOutput/AI_Prompt_Examples _Pushed_Output.docx
@@ -57,7 +57,6 @@
           <w14:ligatures w14:val="none"/>
         </w:rPr>
       </w:pPr>
-      <w:proofErr w:type="spellStart"/>
       <w:r>
         <w:rPr>
           <w:rFonts w:ascii="Times New Roman" w:eastAsia="Times New Roman" w:hAnsi="Times New Roman" w:cs="Times New Roman"/>
@@ -67,9 +66,8 @@
           <w:szCs w:val="27"/>
           <w14:ligatures w14:val="none"/>
         </w:rPr>
-        <w:t>The</w:t>
-      </w:r>
-      <w:proofErr w:type="spellEnd"/>
+        <w:t>The most reliable prompts ask the AI to create a complete instructional packet—not merely suggest an activity. They should specify</w:t>
+      </w:r>
       <w:r>
         <w:rPr>
           <w:rFonts w:ascii="Times New Roman" w:eastAsia="Times New Roman" w:hAnsi="Times New Roman" w:cs="Times New Roman"/>
@@ -79,9 +77,17 @@
           <w:szCs w:val="27"/>
           <w14:ligatures w14:val="none"/>
         </w:rPr>
-        <w:t xml:space="preserve"> most reliable prompts ask the AI to create a complete instructional packet—not merely suggest an activity. They should specify the learners, communicative purpose, pushed-output mechanism, materials, procedure, and quality checks.</w:t>
-      </w:r>
-      <w:r>
+        <w:t>:</w:t>
+      </w:r>
+    </w:p>
+    <w:p>
+      <w:pPr>
+        <w:pStyle w:val="ListParagraph"/>
+        <w:numPr>
+          <w:ilvl w:val="0"/>
+          <w:numId w:val="1"/>
+        </w:numPr>
+        <w:spacing w:before="100" w:beforeAutospacing="1" w:after="100" w:afterAutospacing="1" w:line="240" w:lineRule="auto"/>
         <w:rPr>
           <w:rFonts w:ascii="Times New Roman" w:eastAsia="Times New Roman" w:hAnsi="Times New Roman" w:cs="Times New Roman"/>
           <w:color w:val="000000"/>
@@ -90,7 +96,245 @@
           <w:szCs w:val="27"/>
           <w14:ligatures w14:val="none"/>
         </w:rPr>
-        <w:t xml:space="preserve"> Notice that the prompts ask AI to use expertise in a specific area. There are prompts for some of the specific types of activities that push learners to produce English and interact more.</w:t>
+      </w:pPr>
+      <w:r>
+        <w:rPr>
+          <w:rFonts w:ascii="Times New Roman" w:eastAsia="Times New Roman" w:hAnsi="Times New Roman" w:cs="Times New Roman"/>
+          <w:color w:val="000000"/>
+          <w:kern w:val="0"/>
+          <w:sz w:val="27"/>
+          <w:szCs w:val="27"/>
+          <w14:ligatures w14:val="none"/>
+        </w:rPr>
+        <w:t>the learners</w:t>
+      </w:r>
+    </w:p>
+    <w:p>
+      <w:pPr>
+        <w:pStyle w:val="ListParagraph"/>
+        <w:numPr>
+          <w:ilvl w:val="0"/>
+          <w:numId w:val="1"/>
+        </w:numPr>
+        <w:spacing w:before="100" w:beforeAutospacing="1" w:after="100" w:afterAutospacing="1" w:line="240" w:lineRule="auto"/>
+        <w:rPr>
+          <w:rFonts w:ascii="Times New Roman" w:eastAsia="Times New Roman" w:hAnsi="Times New Roman" w:cs="Times New Roman"/>
+          <w:color w:val="000000"/>
+          <w:kern w:val="0"/>
+          <w:sz w:val="27"/>
+          <w:szCs w:val="27"/>
+          <w14:ligatures w14:val="none"/>
+        </w:rPr>
+      </w:pPr>
+      <w:r>
+        <w:rPr>
+          <w:rFonts w:ascii="Times New Roman" w:eastAsia="Times New Roman" w:hAnsi="Times New Roman" w:cs="Times New Roman"/>
+          <w:color w:val="000000"/>
+          <w:kern w:val="0"/>
+          <w:sz w:val="27"/>
+          <w:szCs w:val="27"/>
+          <w14:ligatures w14:val="none"/>
+        </w:rPr>
+        <w:t xml:space="preserve">the </w:t>
+      </w:r>
+      <w:r>
+        <w:rPr>
+          <w:rFonts w:ascii="Times New Roman" w:eastAsia="Times New Roman" w:hAnsi="Times New Roman" w:cs="Times New Roman"/>
+          <w:color w:val="000000"/>
+          <w:kern w:val="0"/>
+          <w:sz w:val="27"/>
+          <w:szCs w:val="27"/>
+          <w14:ligatures w14:val="none"/>
+        </w:rPr>
+        <w:t>communicative purpose</w:t>
+      </w:r>
+    </w:p>
+    <w:p>
+      <w:pPr>
+        <w:pStyle w:val="ListParagraph"/>
+        <w:numPr>
+          <w:ilvl w:val="0"/>
+          <w:numId w:val="1"/>
+        </w:numPr>
+        <w:spacing w:before="100" w:beforeAutospacing="1" w:after="100" w:afterAutospacing="1" w:line="240" w:lineRule="auto"/>
+        <w:rPr>
+          <w:rFonts w:ascii="Times New Roman" w:eastAsia="Times New Roman" w:hAnsi="Times New Roman" w:cs="Times New Roman"/>
+          <w:color w:val="000000"/>
+          <w:kern w:val="0"/>
+          <w:sz w:val="27"/>
+          <w:szCs w:val="27"/>
+          <w14:ligatures w14:val="none"/>
+        </w:rPr>
+      </w:pPr>
+      <w:r>
+        <w:rPr>
+          <w:rFonts w:ascii="Times New Roman" w:eastAsia="Times New Roman" w:hAnsi="Times New Roman" w:cs="Times New Roman"/>
+          <w:color w:val="000000"/>
+          <w:kern w:val="0"/>
+          <w:sz w:val="27"/>
+          <w:szCs w:val="27"/>
+          <w14:ligatures w14:val="none"/>
+        </w:rPr>
+        <w:t>pushed-output mechanism</w:t>
+      </w:r>
+      <w:r>
+        <w:rPr>
+          <w:rFonts w:ascii="Times New Roman" w:eastAsia="Times New Roman" w:hAnsi="Times New Roman" w:cs="Times New Roman"/>
+          <w:color w:val="000000"/>
+          <w:kern w:val="0"/>
+          <w:sz w:val="27"/>
+          <w:szCs w:val="27"/>
+          <w14:ligatures w14:val="none"/>
+        </w:rPr>
+        <w:t xml:space="preserve"> (what you want to have AI do to push them)</w:t>
+      </w:r>
+    </w:p>
+    <w:p>
+      <w:pPr>
+        <w:pStyle w:val="ListParagraph"/>
+        <w:numPr>
+          <w:ilvl w:val="0"/>
+          <w:numId w:val="1"/>
+        </w:numPr>
+        <w:spacing w:before="100" w:beforeAutospacing="1" w:after="100" w:afterAutospacing="1" w:line="240" w:lineRule="auto"/>
+        <w:rPr>
+          <w:rFonts w:ascii="Times New Roman" w:eastAsia="Times New Roman" w:hAnsi="Times New Roman" w:cs="Times New Roman"/>
+          <w:color w:val="000000"/>
+          <w:kern w:val="0"/>
+          <w:sz w:val="27"/>
+          <w:szCs w:val="27"/>
+          <w14:ligatures w14:val="none"/>
+        </w:rPr>
+      </w:pPr>
+      <w:r>
+        <w:rPr>
+          <w:rFonts w:ascii="Times New Roman" w:eastAsia="Times New Roman" w:hAnsi="Times New Roman" w:cs="Times New Roman"/>
+          <w:color w:val="000000"/>
+          <w:kern w:val="0"/>
+          <w:sz w:val="27"/>
+          <w:szCs w:val="27"/>
+          <w14:ligatures w14:val="none"/>
+        </w:rPr>
+        <w:t xml:space="preserve">any </w:t>
+      </w:r>
+      <w:r>
+        <w:rPr>
+          <w:rFonts w:ascii="Times New Roman" w:eastAsia="Times New Roman" w:hAnsi="Times New Roman" w:cs="Times New Roman"/>
+          <w:color w:val="000000"/>
+          <w:kern w:val="0"/>
+          <w:sz w:val="27"/>
+          <w:szCs w:val="27"/>
+          <w14:ligatures w14:val="none"/>
+        </w:rPr>
+        <w:t>material</w:t>
+      </w:r>
+      <w:r>
+        <w:rPr>
+          <w:rFonts w:ascii="Times New Roman" w:eastAsia="Times New Roman" w:hAnsi="Times New Roman" w:cs="Times New Roman"/>
+          <w:color w:val="000000"/>
+          <w:kern w:val="0"/>
+          <w:sz w:val="27"/>
+          <w:szCs w:val="27"/>
+          <w14:ligatures w14:val="none"/>
+        </w:rPr>
+        <w:t>s you want or that you will use already</w:t>
+      </w:r>
+    </w:p>
+    <w:p>
+      <w:pPr>
+        <w:pStyle w:val="ListParagraph"/>
+        <w:numPr>
+          <w:ilvl w:val="0"/>
+          <w:numId w:val="1"/>
+        </w:numPr>
+        <w:spacing w:before="100" w:beforeAutospacing="1" w:after="100" w:afterAutospacing="1" w:line="240" w:lineRule="auto"/>
+        <w:rPr>
+          <w:rFonts w:ascii="Times New Roman" w:eastAsia="Times New Roman" w:hAnsi="Times New Roman" w:cs="Times New Roman"/>
+          <w:color w:val="000000"/>
+          <w:kern w:val="0"/>
+          <w:sz w:val="27"/>
+          <w:szCs w:val="27"/>
+          <w14:ligatures w14:val="none"/>
+        </w:rPr>
+      </w:pPr>
+      <w:r>
+        <w:rPr>
+          <w:rFonts w:ascii="Times New Roman" w:eastAsia="Times New Roman" w:hAnsi="Times New Roman" w:cs="Times New Roman"/>
+          <w:color w:val="000000"/>
+          <w:kern w:val="0"/>
+          <w:sz w:val="27"/>
+          <w:szCs w:val="27"/>
+          <w14:ligatures w14:val="none"/>
+        </w:rPr>
+        <w:t xml:space="preserve">any </w:t>
+      </w:r>
+      <w:r>
+        <w:rPr>
+          <w:rFonts w:ascii="Times New Roman" w:eastAsia="Times New Roman" w:hAnsi="Times New Roman" w:cs="Times New Roman"/>
+          <w:color w:val="000000"/>
+          <w:kern w:val="0"/>
+          <w:sz w:val="27"/>
+          <w:szCs w:val="27"/>
+          <w14:ligatures w14:val="none"/>
+        </w:rPr>
+        <w:t>procedure</w:t>
+      </w:r>
+      <w:r>
+        <w:rPr>
+          <w:rFonts w:ascii="Times New Roman" w:eastAsia="Times New Roman" w:hAnsi="Times New Roman" w:cs="Times New Roman"/>
+          <w:color w:val="000000"/>
+          <w:kern w:val="0"/>
+          <w:sz w:val="27"/>
+          <w:szCs w:val="27"/>
+          <w14:ligatures w14:val="none"/>
+        </w:rPr>
+        <w:t>s you want to have happen</w:t>
+      </w:r>
+    </w:p>
+    <w:p>
+      <w:pPr>
+        <w:spacing w:before="100" w:beforeAutospacing="1" w:after="100" w:afterAutospacing="1" w:line="240" w:lineRule="auto"/>
+        <w:rPr>
+          <w:rFonts w:ascii="Times New Roman" w:eastAsia="Times New Roman" w:hAnsi="Times New Roman" w:cs="Times New Roman"/>
+          <w:color w:val="000000"/>
+          <w:kern w:val="0"/>
+          <w:sz w:val="27"/>
+          <w:szCs w:val="27"/>
+          <w14:ligatures w14:val="none"/>
+        </w:rPr>
+      </w:pPr>
+      <w:r>
+        <w:rPr>
+          <w:rFonts w:ascii="Times New Roman" w:eastAsia="Times New Roman" w:hAnsi="Times New Roman" w:cs="Times New Roman"/>
+          <w:color w:val="000000"/>
+          <w:kern w:val="0"/>
+          <w:sz w:val="27"/>
+          <w:szCs w:val="27"/>
+          <w14:ligatures w14:val="none"/>
+        </w:rPr>
+        <w:t xml:space="preserve">Notice that the prompts </w:t>
+      </w:r>
+      <w:r>
+        <w:rPr>
+          <w:rFonts w:ascii="Times New Roman" w:eastAsia="Times New Roman" w:hAnsi="Times New Roman" w:cs="Times New Roman"/>
+          <w:color w:val="000000"/>
+          <w:kern w:val="0"/>
+          <w:sz w:val="27"/>
+          <w:szCs w:val="27"/>
+          <w14:ligatures w14:val="none"/>
+        </w:rPr>
+        <w:t xml:space="preserve">below </w:t>
+      </w:r>
+      <w:r>
+        <w:rPr>
+          <w:rFonts w:ascii="Times New Roman" w:eastAsia="Times New Roman" w:hAnsi="Times New Roman" w:cs="Times New Roman"/>
+          <w:color w:val="000000"/>
+          <w:kern w:val="0"/>
+          <w:sz w:val="27"/>
+          <w:szCs w:val="27"/>
+          <w14:ligatures w14:val="none"/>
+        </w:rPr>
+        <w:t>ask AI to use expertise in a specific area. There are prompts for some of the specific types of activities that push learners to produce English and interact more.</w:t>
       </w:r>
     </w:p>
     <w:p>
@@ -200,7 +444,29 @@
           <w:szCs w:val="20"/>
           <w14:ligatures w14:val="none"/>
         </w:rPr>
-        <w:t>Act as an expert in second-language acquisition, communicative language teaching, and instructional-materials design.</w:t>
+        <w:t xml:space="preserve">Act as an expert in communicative language teaching, </w:t>
+      </w:r>
+      <w:r>
+        <w:rPr>
+          <w:rFonts w:ascii="Courier New" w:eastAsia="Times New Roman" w:hAnsi="Courier New" w:cs="Courier New"/>
+          <w:color w:val="000000"/>
+          <w:kern w:val="0"/>
+          <w:sz w:val="20"/>
+          <w:szCs w:val="20"/>
+          <w14:ligatures w14:val="none"/>
+        </w:rPr>
+        <w:t xml:space="preserve">second-language acquisition, </w:t>
+      </w:r>
+      <w:r>
+        <w:rPr>
+          <w:rFonts w:ascii="Courier New" w:eastAsia="Times New Roman" w:hAnsi="Courier New" w:cs="Courier New"/>
+          <w:color w:val="000000"/>
+          <w:kern w:val="0"/>
+          <w:sz w:val="20"/>
+          <w:szCs w:val="20"/>
+          <w14:ligatures w14:val="none"/>
+        </w:rPr>
+        <w:t>and instructional-materials design.</w:t>
       </w:r>
     </w:p>
     <w:p>
@@ -1179,6 +1445,7 @@
           <w:szCs w:val="20"/>
           <w14:ligatures w14:val="none"/>
         </w:rPr>
+        <w:lastRenderedPageBreak/>
         <w:t>17. Answer key or model responses where appropriate</w:t>
       </w:r>
     </w:p>
@@ -1378,19 +1645,7 @@
           <w:szCs w:val="20"/>
           <w14:ligatures w14:val="none"/>
         </w:rPr>
-        <w:t xml:space="preserve">The activity must be immediately usable. Do not require the teacher to invent scenarios, write role cards, find images, or create missing information. Avoid vague instructions such as “discuss the topic.” Make every handout </w:t>
-      </w:r>
-      <w:r>
-        <w:rPr>
-          <w:rFonts w:ascii="Courier New" w:eastAsia="Times New Roman" w:hAnsi="Courier New" w:cs="Courier New"/>
-          <w:color w:val="000000"/>
-          <w:kern w:val="0"/>
-          <w:sz w:val="20"/>
-          <w:szCs w:val="20"/>
-          <w14:ligatures w14:val="none"/>
-        </w:rPr>
-        <w:lastRenderedPageBreak/>
-        <w:t>complete and printable. Use clear B1 language unless a higher level is specified.</w:t>
+        <w:t>The activity must be immediately usable. Do not require the teacher to invent scenarios, write role cards, find images, or create missing information. Avoid vague instructions such as “discuss the topic.” Make every handout complete and printable. Use clear B1 language unless a higher level is specified.</w:t>
       </w:r>
     </w:p>
     <w:p>
@@ -2706,6 +2961,7 @@
           <w:szCs w:val="20"/>
           <w14:ligatures w14:val="none"/>
         </w:rPr>
+        <w:lastRenderedPageBreak/>
         <w:t xml:space="preserve">Create a complete pushed-output picture-story activity for </w:t>
       </w:r>
       <w:r>
@@ -4632,7 +4888,6 @@
           <w:szCs w:val="20"/>
           <w14:ligatures w14:val="none"/>
         </w:rPr>
-        <w:lastRenderedPageBreak/>
         <w:t>7. Listener clarification questions</w:t>
       </w:r>
     </w:p>
@@ -6106,6 +6361,7 @@
           <w:szCs w:val="36"/>
           <w14:ligatures w14:val="none"/>
         </w:rPr>
+        <w:lastRenderedPageBreak/>
         <w:t>6. Classroom decision challenge</w:t>
       </w:r>
     </w:p>
@@ -6221,7 +6477,6 @@
           <w:szCs w:val="20"/>
           <w14:ligatures w14:val="none"/>
         </w:rPr>
-        <w:lastRenderedPageBreak/>
         <w:t>The activity should require learners to choose one option, justify the choice, respond to other viewpoints, and reformulate at least one idea. It should be appropriate for groups of 3–5.</w:t>
       </w:r>
     </w:p>
@@ -7995,6 +8250,7 @@
           <w:szCs w:val="20"/>
           <w14:ligatures w14:val="none"/>
         </w:rPr>
+        <w:lastRenderedPageBreak/>
         <w:t>- The final packet can be printed and used without additional teacher preparation.</w:t>
       </w:r>
     </w:p>
@@ -8043,8 +8299,51 @@
           <w:szCs w:val="27"/>
           <w14:ligatures w14:val="none"/>
         </w:rPr>
-        <w:lastRenderedPageBreak/>
-        <w:t>Learners must produce meaningful language, notice a gap, receive a manageable push, and produce an improved second version.</w:t>
+        <w:t>Learners must produce meaningful language, notice a gap</w:t>
+      </w:r>
+      <w:r>
+        <w:rPr>
+          <w:rFonts w:ascii="Times New Roman" w:eastAsia="Times New Roman" w:hAnsi="Times New Roman" w:cs="Times New Roman"/>
+          <w:color w:val="000000"/>
+          <w:kern w:val="0"/>
+          <w:sz w:val="27"/>
+          <w:szCs w:val="27"/>
+          <w14:ligatures w14:val="none"/>
+        </w:rPr>
+        <w:t>—something they can improve or do better</w:t>
+      </w:r>
+      <w:r>
+        <w:rPr>
+          <w:rFonts w:ascii="Times New Roman" w:eastAsia="Times New Roman" w:hAnsi="Times New Roman" w:cs="Times New Roman"/>
+          <w:color w:val="000000"/>
+          <w:kern w:val="0"/>
+          <w:sz w:val="27"/>
+          <w:szCs w:val="27"/>
+          <w14:ligatures w14:val="none"/>
+        </w:rPr>
+        <w:t>, receive a manageable push</w:t>
+      </w:r>
+      <w:r>
+        <w:rPr>
+          <w:rFonts w:ascii="Times New Roman" w:eastAsia="Times New Roman" w:hAnsi="Times New Roman" w:cs="Times New Roman"/>
+          <w:color w:val="000000"/>
+          <w:kern w:val="0"/>
+          <w:sz w:val="27"/>
+          <w:szCs w:val="27"/>
+          <w14:ligatures w14:val="none"/>
+        </w:rPr>
+        <w:t xml:space="preserve"> (be pushed to do just a little more a little better)</w:t>
+      </w:r>
+      <w:r>
+        <w:rPr>
+          <w:rFonts w:ascii="Times New Roman" w:eastAsia="Times New Roman" w:hAnsi="Times New Roman" w:cs="Times New Roman"/>
+          <w:color w:val="000000"/>
+          <w:kern w:val="0"/>
+          <w:sz w:val="27"/>
+          <w:szCs w:val="27"/>
+          <w14:ligatures w14:val="none"/>
+        </w:rPr>
+        <w:t>, and produce an improved second version.</w:t>
       </w:r>
     </w:p>
     <w:p/>
@@ -8056,6 +8355,100 @@
     </w:sectPr>
   </w:body>
 </w:document>
+</file>
+
+<file path=word/numbering.xml><?xml version="1.0" encoding="utf-8"?>
+<w:numbering xmlns:wpc="http://schemas.microsoft.com/office/word/2010/wordprocessingCanvas" xmlns:cx="http://schemas.microsoft.com/office/drawing/2014/chartex" xmlns:cx1="http://schemas.microsoft.com/office/drawing/2015/9/8/chartex" xmlns:cx2="http://schemas.microsoft.com/office/drawing/2015/10/21/chartex" xmlns:cx3="http://schemas.microsoft.com/office/drawing/2016/5/9/chartex" xmlns:cx4="http://schemas.microsoft.com/office/drawing/2016/5/10/chartex" xmlns:cx5="http://schemas.microsoft.com/office/drawing/2016/5/11/chartex" xmlns:cx6="http://schemas.microsoft.com/office/drawing/2016/5/12/chartex" xmlns:cx7="http://schemas.microsoft.com/office/drawing/2016/5/13/chartex" xmlns:cx8="http://schemas.microsoft.com/office/drawing/2016/5/14/chartex" xmlns:mc="http://schemas.openxmlformats.org/markup-compatibility/2006" xmlns:m="http://schemas.openxmlformats.org/officeDocument/2006/math" xmlns:aink="http://schemas.microsoft.com/office/drawing/2016/ink" xmlns:am3d="http://schemas.microsoft.com/office/drawing/2017/model3d" xmlns:oel="http://schemas.microsoft.com/office/2019/extlst" xmlns:r="http://schemas.openxmlformats.org/officeDocument/2006/relationships" xmlns:wp14="http://schemas.microsoft.com/office/word/2010/wordprocessingDrawing" xmlns:wp="http://schemas.openxmlformats.org/drawingml/2006/wordprocessingDrawing" xmlns:wpg="http://schemas.microsoft.com/office/word/2010/wordprocessingGroup" xmlns:wpi="http://schemas.microsoft.com/office/word/2010/wordprocessingInk" xmlns:wps="http://schemas.microsoft.com/office/word/2010/wordprocessingShape" xmlns:o="urn:schemas-microsoft-com:office:office" xmlns:v="urn:schemas-microsoft-com:vml" xmlns:w10="urn:schemas-microsoft-com:office:word" xmlns:w="http://schemas.openxmlformats.org/wordprocessingml/2006/main" xmlns:w14="http://schemas.microsoft.com/office/word/2010/wordml" xmlns:w15="http://schemas.microsoft.com/office/word/2012/wordml" xmlns:w16cex="http://schemas.microsoft.com/office/word/2018/wordml/cex" xmlns:w16cid="http://schemas.microsoft.com/office/word/2016/wordml/cid" xmlns:w16="http://schemas.microsoft.com/office/word/2018/wordml" xmlns:w16sdtdh="http://schemas.microsoft.com/office/word/2020/wordml/sdtdatahash" xmlns:w16sdtfl="http://schemas.microsoft.com/office/word/2024/wordml/sdtformatlock" xmlns:w16se="http://schemas.microsoft.com/office/word/2015/wordml/symex" xmlns:w16du="http://schemas.microsoft.com/office/word/2023/wordml/word16du" xmlns:wne="http://schemas.microsoft.com/office/word/2006/wordml" mc:Ignorable="w14 w15 w16se w16cid w16 w16cex w16sdtdh w16sdtfl w16du wp14">
+  <w:abstractNum w:abstractNumId="0" w15:restartNumberingAfterBreak="0">
+    <w:nsid w:val="7F5A668F"/>
+    <w:multiLevelType w:val="hybridMultilevel"/>
+    <w:tmpl w:val="78D88604"/>
+    <w:lvl w:ilvl="0" w:tplc="0409000F">
+      <w:start w:val="1"/>
+      <w:numFmt w:val="decimal"/>
+      <w:lvlText w:val="%1."/>
+      <w:lvlJc w:val="left"/>
+      <w:pPr>
+        <w:ind w:left="720" w:hanging="360"/>
+      </w:pPr>
+    </w:lvl>
+    <w:lvl w:ilvl="1" w:tplc="04090019" w:tentative="1">
+      <w:start w:val="1"/>
+      <w:numFmt w:val="lowerLetter"/>
+      <w:lvlText w:val="%2."/>
+      <w:lvlJc w:val="left"/>
+      <w:pPr>
+        <w:ind w:left="1440" w:hanging="360"/>
+      </w:pPr>
+    </w:lvl>
+    <w:lvl w:ilvl="2" w:tplc="0409001B" w:tentative="1">
+      <w:start w:val="1"/>
+      <w:numFmt w:val="lowerRoman"/>
+      <w:lvlText w:val="%3."/>
+      <w:lvlJc w:val="right"/>
+      <w:pPr>
+        <w:ind w:left="2160" w:hanging="180"/>
+      </w:pPr>
+    </w:lvl>
+    <w:lvl w:ilvl="3" w:tplc="0409000F" w:tentative="1">
+      <w:start w:val="1"/>
+      <w:numFmt w:val="decimal"/>
+      <w:lvlText w:val="%4."/>
+      <w:lvlJc w:val="left"/>
+      <w:pPr>
+        <w:ind w:left="2880" w:hanging="360"/>
+      </w:pPr>
+    </w:lvl>
+    <w:lvl w:ilvl="4" w:tplc="04090019" w:tentative="1">
+      <w:start w:val="1"/>
+      <w:numFmt w:val="lowerLetter"/>
+      <w:lvlText w:val="%5."/>
+      <w:lvlJc w:val="left"/>
+      <w:pPr>
+        <w:ind w:left="3600" w:hanging="360"/>
+      </w:pPr>
+    </w:lvl>
+    <w:lvl w:ilvl="5" w:tplc="0409001B" w:tentative="1">
+      <w:start w:val="1"/>
+      <w:numFmt w:val="lowerRoman"/>
+      <w:lvlText w:val="%6."/>
+      <w:lvlJc w:val="right"/>
+      <w:pPr>
+        <w:ind w:left="4320" w:hanging="180"/>
+      </w:pPr>
+    </w:lvl>
+    <w:lvl w:ilvl="6" w:tplc="0409000F" w:tentative="1">
+      <w:start w:val="1"/>
+      <w:numFmt w:val="decimal"/>
+      <w:lvlText w:val="%7."/>
+      <w:lvlJc w:val="left"/>
+      <w:pPr>
+        <w:ind w:left="5040" w:hanging="360"/>
+      </w:pPr>
+    </w:lvl>
+    <w:lvl w:ilvl="7" w:tplc="04090019" w:tentative="1">
+      <w:start w:val="1"/>
+      <w:numFmt w:val="lowerLetter"/>
+      <w:lvlText w:val="%8."/>
+      <w:lvlJc w:val="left"/>
+      <w:pPr>
+        <w:ind w:left="5760" w:hanging="360"/>
+      </w:pPr>
+    </w:lvl>
+    <w:lvl w:ilvl="8" w:tplc="0409001B" w:tentative="1">
+      <w:start w:val="1"/>
+      <w:numFmt w:val="lowerRoman"/>
+      <w:lvlText w:val="%9."/>
+      <w:lvlJc w:val="right"/>
+      <w:pPr>
+        <w:ind w:left="6480" w:hanging="180"/>
+      </w:pPr>
+    </w:lvl>
+  </w:abstractNum>
+  <w:num w:numId="1" w16cid:durableId="1222401316">
+    <w:abstractNumId w:val="0"/>
+  </w:num>
+</w:numbering>
 </file>
 
 <file path=word/styles.xml><?xml version="1.0" encoding="utf-8"?>
